--- a/競賽/i-Life企劃書初稿.docx
+++ b/競賽/i-Life企劃書初稿.docx
@@ -2,297 +2,6 @@
 <file path=word/document.xml><?xml version="1.0" encoding="utf-8"?>
 <w:document xmlns:wpc="http://schemas.microsoft.com/office/word/2010/wordprocessingCanvas" xmlns:cx="http://schemas.microsoft.com/office/drawing/2014/chartex" xmlns:cx1="http://schemas.microsoft.com/office/drawing/2015/9/8/chartex" xmlns:cx2="http://schemas.microsoft.com/office/drawing/2015/10/21/chartex" xmlns:cx3="http://schemas.microsoft.com/office/drawing/2016/5/9/chartex" xmlns:cx4="http://schemas.microsoft.com/office/drawing/2016/5/10/chartex" xmlns:cx5="http://schemas.microsoft.com/office/drawing/2016/5/11/chartex" xmlns:cx6="http://schemas.microsoft.com/office/drawing/2016/5/12/chartex" xmlns:cx7="http://schemas.microsoft.com/office/drawing/2016/5/13/chartex" xmlns:cx8="http://schemas.microsoft.com/office/drawing/2016/5/14/chartex" xmlns:mc="http://schemas.openxmlformats.org/markup-compatibility/2006" xmlns:aink="http://schemas.microsoft.com/office/drawing/2016/ink" xmlns:am3d="http://schemas.microsoft.com/office/drawing/2017/model3d" xmlns:o="urn:schemas-microsoft-com:office:office" xmlns:oel="http://schemas.microsoft.com/office/2019/extlst" xmlns:r="http://schemas.openxmlformats.org/officeDocument/2006/relationships" xmlns:m="http://schemas.openxmlformats.org/officeDocument/2006/math" xmlns:v="urn:schemas-microsoft-com:vml" xmlns:wp14="http://schemas.microsoft.com/office/word/2010/wordprocessingDrawing" xmlns:wp="http://schemas.openxmlformats.org/drawingml/2006/wordprocessingDrawing" xmlns:w10="urn:schemas-microsoft-com:office:word" xmlns:w="http://schemas.openxmlformats.org/wordprocessingml/2006/main" xmlns:w14="http://schemas.microsoft.com/office/word/2010/wordml" xmlns:w15="http://schemas.microsoft.com/office/word/2012/wordml" xmlns:w16cex="http://schemas.microsoft.com/office/word/2018/wordml/cex" xmlns:w16cid="http://schemas.microsoft.com/office/word/2016/wordml/cid" xmlns:w16="http://schemas.microsoft.com/office/word/2018/wordml" xmlns:w16du="http://schemas.microsoft.com/office/word/2023/wordml/word16du" xmlns:w16sdtdh="http://schemas.microsoft.com/office/word/2020/wordml/sdtdatahash" xmlns:w16sdtfl="http://schemas.microsoft.com/office/word/2024/wordml/sdtformatlock" xmlns:w16se="http://schemas.microsoft.com/office/word/2015/wordml/symex" xmlns:wpg="http://schemas.microsoft.com/office/word/2010/wordprocessingGroup" xmlns:wpi="http://schemas.microsoft.com/office/word/2010/wordprocessingInk" xmlns:wne="http://schemas.microsoft.com/office/word/2006/wordml" xmlns:wps="http://schemas.microsoft.com/office/word/2010/wordprocessingShape" mc:Ignorable="w14 w15 w16se w16cid w16 w16cex w16sdtdh w16sdtfl w16du wp14">
   <w:body>
-    <w:tbl>
-      <w:tblPr>
-        <w:tblW w:w="9930" w:type="dxa"/>
-        <w:tblInd w:w="-465" w:type="dxa"/>
-        <w:shd w:val="clear" w:color="auto" w:fill="FEFEFE"/>
-        <w:tblCellMar>
-          <w:top w:w="15" w:type="dxa"/>
-          <w:left w:w="15" w:type="dxa"/>
-          <w:bottom w:w="15" w:type="dxa"/>
-          <w:right w:w="15" w:type="dxa"/>
-        </w:tblCellMar>
-        <w:tblLook w:val="04A0" w:firstRow="1" w:lastRow="0" w:firstColumn="1" w:lastColumn="0" w:noHBand="0" w:noVBand="1"/>
-      </w:tblPr>
-      <w:tblGrid>
-        <w:gridCol w:w="7783"/>
-        <w:gridCol w:w="2147"/>
-      </w:tblGrid>
-      <w:tr>
-        <w:tc>
-          <w:tcPr>
-            <w:tcW w:w="6090" w:type="dxa"/>
-            <w:tcBorders>
-              <w:top w:val="nil"/>
-              <w:left w:val="nil"/>
-              <w:bottom w:val="single" w:sz="6" w:space="0" w:color="000000"/>
-              <w:right w:val="single" w:sz="6" w:space="0" w:color="000000"/>
-            </w:tcBorders>
-            <w:shd w:val="clear" w:color="auto" w:fill="FEFEFE"/>
-            <w:tcMar>
-              <w:top w:w="0" w:type="dxa"/>
-              <w:left w:w="105" w:type="dxa"/>
-              <w:bottom w:w="0" w:type="dxa"/>
-              <w:right w:w="105" w:type="dxa"/>
-            </w:tcMar>
-            <w:hideMark/>
-          </w:tcPr>
-          <w:p>
-            <w:pPr>
-              <w:rPr>
-                <w:rFonts w:ascii="標楷體" w:eastAsia="標楷體" w:hAnsi="標楷體"/>
-              </w:rPr>
-            </w:pPr>
-            <w:r>
-              <w:rPr>
-                <w:rFonts w:ascii="標楷體" w:eastAsia="標楷體" w:hAnsi="標楷體" w:hint="eastAsia"/>
-              </w:rPr>
-              <w:t>創意發想與產品介紹</w:t>
-            </w:r>
-          </w:p>
-        </w:tc>
-        <w:tc>
-          <w:tcPr>
-            <w:tcW w:w="1680" w:type="dxa"/>
-            <w:tcBorders>
-              <w:top w:val="nil"/>
-              <w:left w:val="nil"/>
-              <w:bottom w:val="single" w:sz="6" w:space="0" w:color="000000"/>
-              <w:right w:val="single" w:sz="18" w:space="0" w:color="000000"/>
-            </w:tcBorders>
-            <w:shd w:val="clear" w:color="auto" w:fill="FEFEFE"/>
-            <w:tcMar>
-              <w:top w:w="0" w:type="dxa"/>
-              <w:left w:w="105" w:type="dxa"/>
-              <w:bottom w:w="0" w:type="dxa"/>
-              <w:right w:w="105" w:type="dxa"/>
-            </w:tcMar>
-            <w:vAlign w:val="center"/>
-            <w:hideMark/>
-          </w:tcPr>
-          <w:p>
-            <w:pPr>
-              <w:rPr>
-                <w:rFonts w:ascii="標楷體" w:eastAsia="標楷體" w:hAnsi="標楷體"/>
-              </w:rPr>
-            </w:pPr>
-            <w:r>
-              <w:rPr>
-                <w:rFonts w:ascii="標楷體" w:eastAsia="標楷體" w:hAnsi="標楷體" w:hint="eastAsia"/>
-              </w:rPr>
-              <w:t>20%</w:t>
-            </w:r>
-          </w:p>
-        </w:tc>
-      </w:tr>
-      <w:tr>
-        <w:tc>
-          <w:tcPr>
-            <w:tcW w:w="6090" w:type="dxa"/>
-            <w:tcBorders>
-              <w:top w:val="nil"/>
-              <w:left w:val="nil"/>
-              <w:bottom w:val="single" w:sz="6" w:space="0" w:color="000000"/>
-              <w:right w:val="single" w:sz="6" w:space="0" w:color="000000"/>
-            </w:tcBorders>
-            <w:shd w:val="clear" w:color="auto" w:fill="FEFEFE"/>
-            <w:tcMar>
-              <w:top w:w="0" w:type="dxa"/>
-              <w:left w:w="105" w:type="dxa"/>
-              <w:bottom w:w="0" w:type="dxa"/>
-              <w:right w:w="105" w:type="dxa"/>
-            </w:tcMar>
-            <w:hideMark/>
-          </w:tcPr>
-          <w:p>
-            <w:pPr>
-              <w:rPr>
-                <w:rFonts w:ascii="標楷體" w:eastAsia="標楷體" w:hAnsi="標楷體"/>
-              </w:rPr>
-            </w:pPr>
-            <w:r>
-              <w:rPr>
-                <w:rFonts w:ascii="標楷體" w:eastAsia="標楷體" w:hAnsi="標楷體" w:hint="eastAsia"/>
-              </w:rPr>
-              <w:t>內外部環境分析，</w:t>
-            </w:r>
-            <w:r>
-              <w:rPr>
-                <w:rFonts w:ascii="標楷體" w:eastAsia="標楷體" w:hAnsi="標楷體" w:hint="eastAsia"/>
-                <w:color w:val="EE0000"/>
-              </w:rPr>
-              <w:t>包含 PEST 分析</w:t>
-            </w:r>
-            <w:r>
-              <w:rPr>
-                <w:rFonts w:ascii="標楷體" w:eastAsia="標楷體" w:hAnsi="標楷體" w:hint="eastAsia"/>
-              </w:rPr>
-              <w:t>、產業五力分析、競爭者分析、</w:t>
-            </w:r>
-            <w:r>
-              <w:rPr>
-                <w:rFonts w:ascii="標楷體" w:eastAsia="標楷體" w:hAnsi="標楷體" w:hint="eastAsia"/>
-                <w:color w:val="EE0000"/>
-              </w:rPr>
-              <w:t>消費者分析</w:t>
-            </w:r>
-            <w:r>
-              <w:rPr>
-                <w:rFonts w:ascii="標楷體" w:eastAsia="標楷體" w:hAnsi="標楷體" w:hint="eastAsia"/>
-              </w:rPr>
-              <w:t>、核心能力與資源分析</w:t>
-            </w:r>
-            <w:r>
-              <w:rPr>
-                <w:rFonts w:ascii="標楷體" w:eastAsia="標楷體" w:hAnsi="標楷體" w:hint="eastAsia"/>
-              </w:rPr>
-              <w:t>、</w:t>
-            </w:r>
-            <w:r>
-              <w:rPr>
-                <w:rFonts w:ascii="標楷體" w:eastAsia="標楷體" w:hAnsi="標楷體" w:hint="eastAsia"/>
-                <w:color w:val="EE0000"/>
-              </w:rPr>
-              <w:t>STP</w:t>
-            </w:r>
-            <w:r>
-              <w:rPr>
-                <w:rFonts w:ascii="標楷體" w:eastAsia="標楷體" w:hAnsi="標楷體" w:hint="eastAsia"/>
-              </w:rPr>
-              <w:t>、</w:t>
-            </w:r>
-            <w:r>
-              <w:rPr>
-                <w:rFonts w:ascii="標楷體" w:eastAsia="標楷體" w:hAnsi="標楷體" w:hint="eastAsia"/>
-                <w:color w:val="EE0000"/>
-              </w:rPr>
-              <w:t>SWOT</w:t>
-            </w:r>
-            <w:r>
-              <w:rPr>
-                <w:rFonts w:ascii="標楷體" w:eastAsia="標楷體" w:hAnsi="標楷體" w:hint="eastAsia"/>
-              </w:rPr>
-              <w:t>、</w:t>
-            </w:r>
-          </w:p>
-        </w:tc>
-        <w:tc>
-          <w:tcPr>
-            <w:tcW w:w="1680" w:type="dxa"/>
-            <w:tcBorders>
-              <w:top w:val="nil"/>
-              <w:left w:val="nil"/>
-              <w:bottom w:val="single" w:sz="6" w:space="0" w:color="000000"/>
-              <w:right w:val="single" w:sz="18" w:space="0" w:color="000000"/>
-            </w:tcBorders>
-            <w:shd w:val="clear" w:color="auto" w:fill="FEFEFE"/>
-            <w:tcMar>
-              <w:top w:w="0" w:type="dxa"/>
-              <w:left w:w="105" w:type="dxa"/>
-              <w:bottom w:w="0" w:type="dxa"/>
-              <w:right w:w="105" w:type="dxa"/>
-            </w:tcMar>
-            <w:vAlign w:val="center"/>
-            <w:hideMark/>
-          </w:tcPr>
-          <w:p>
-            <w:pPr>
-              <w:rPr>
-                <w:rFonts w:ascii="標楷體" w:eastAsia="標楷體" w:hAnsi="標楷體"/>
-              </w:rPr>
-            </w:pPr>
-            <w:r>
-              <w:rPr>
-                <w:rFonts w:ascii="標楷體" w:eastAsia="標楷體" w:hAnsi="標楷體" w:hint="eastAsia"/>
-              </w:rPr>
-              <w:t>40%</w:t>
-            </w:r>
-          </w:p>
-        </w:tc>
-      </w:tr>
-      <w:tr>
-        <w:tc>
-          <w:tcPr>
-            <w:tcW w:w="6090" w:type="dxa"/>
-            <w:tcBorders>
-              <w:top w:val="nil"/>
-              <w:left w:val="nil"/>
-              <w:bottom w:val="single" w:sz="6" w:space="0" w:color="000000"/>
-              <w:right w:val="single" w:sz="6" w:space="0" w:color="000000"/>
-            </w:tcBorders>
-            <w:shd w:val="clear" w:color="auto" w:fill="FEFEFE"/>
-            <w:tcMar>
-              <w:top w:w="0" w:type="dxa"/>
-              <w:left w:w="105" w:type="dxa"/>
-              <w:bottom w:w="0" w:type="dxa"/>
-              <w:right w:w="105" w:type="dxa"/>
-            </w:tcMar>
-            <w:hideMark/>
-          </w:tcPr>
-          <w:p>
-            <w:pPr>
-              <w:rPr>
-                <w:rFonts w:ascii="標楷體" w:eastAsia="標楷體" w:hAnsi="標楷體"/>
-              </w:rPr>
-            </w:pPr>
-            <w:r>
-              <w:rPr>
-                <w:rFonts w:ascii="標楷體" w:eastAsia="標楷體" w:hAnsi="標楷體" w:hint="eastAsia"/>
-              </w:rPr>
-              <w:t>經營創新、產品創新、行銷創新等</w:t>
-            </w:r>
-            <w:r>
-              <w:rPr>
-                <w:rFonts w:ascii="標楷體" w:eastAsia="標楷體" w:hAnsi="標楷體" w:hint="eastAsia"/>
-                <w:color w:val="EE0000"/>
-              </w:rPr>
-              <w:t>商業模式說明</w:t>
-            </w:r>
-          </w:p>
-        </w:tc>
-        <w:tc>
-          <w:tcPr>
-            <w:tcW w:w="1680" w:type="dxa"/>
-            <w:tcBorders>
-              <w:top w:val="nil"/>
-              <w:left w:val="nil"/>
-              <w:bottom w:val="single" w:sz="6" w:space="0" w:color="000000"/>
-              <w:right w:val="single" w:sz="18" w:space="0" w:color="000000"/>
-            </w:tcBorders>
-            <w:shd w:val="clear" w:color="auto" w:fill="FEFEFE"/>
-            <w:tcMar>
-              <w:top w:w="0" w:type="dxa"/>
-              <w:left w:w="105" w:type="dxa"/>
-              <w:bottom w:w="0" w:type="dxa"/>
-              <w:right w:w="105" w:type="dxa"/>
-            </w:tcMar>
-            <w:vAlign w:val="center"/>
-            <w:hideMark/>
-          </w:tcPr>
-          <w:p>
-            <w:pPr>
-              <w:rPr>
-                <w:rFonts w:ascii="標楷體" w:eastAsia="標楷體" w:hAnsi="標楷體"/>
-              </w:rPr>
-            </w:pPr>
-            <w:r>
-              <w:rPr>
-                <w:rFonts w:ascii="標楷體" w:eastAsia="標楷體" w:hAnsi="標楷體" w:hint="eastAsia"/>
-              </w:rPr>
-              <w:t>40%</w:t>
-            </w:r>
-          </w:p>
-        </w:tc>
-      </w:tr>
-    </w:tbl>
-    <w:p>
-      <w:pPr>
-        <w:rPr>
-          <w:rFonts w:ascii="標楷體" w:eastAsia="標楷體" w:hAnsi="標楷體"/>
-        </w:rPr>
-      </w:pPr>
-    </w:p>
     <w:p>
       <w:pPr>
         <w:rPr>
@@ -335,14 +44,103 @@
         <w:rPr>
           <w:rFonts w:ascii="標楷體" w:eastAsia="標楷體" w:hAnsi="標楷體" w:hint="eastAsia"/>
         </w:rPr>
-        <w:t>發展，智慧型手機與數位科技的</w:t>
-      </w:r>
-      <w:proofErr w:type="gramStart"/>
-      <w:r>
-        <w:rPr>
-          <w:rFonts w:ascii="標楷體" w:eastAsia="標楷體" w:hAnsi="標楷體" w:hint="eastAsia"/>
-        </w:rPr>
-        <w:t>普及</w:t>
+        <w:t>發展，智慧型手機與數位科技的普及</w:t>
+      </w:r>
+      <w:r>
+        <w:rPr>
+          <w:rFonts w:ascii="標楷體" w:eastAsia="標楷體" w:hAnsi="標楷體" w:hint="eastAsia"/>
+        </w:rPr>
+        <w:t>，現</w:t>
+      </w:r>
+      <w:r>
+        <w:rPr>
+          <w:rFonts w:ascii="標楷體" w:eastAsia="標楷體" w:hAnsi="標楷體" w:hint="eastAsia"/>
+        </w:rPr>
+        <w:t>代</w:t>
+      </w:r>
+      <w:r>
+        <w:rPr>
+          <w:rFonts w:ascii="標楷體" w:eastAsia="標楷體" w:hAnsi="標楷體" w:hint="eastAsia"/>
+        </w:rPr>
+        <w:t>人</w:t>
+      </w:r>
+      <w:r>
+        <w:rPr>
+          <w:rFonts w:ascii="標楷體" w:eastAsia="標楷體" w:hAnsi="標楷體" w:hint="eastAsia"/>
+        </w:rPr>
+        <w:t>越來越依賴各類應用程式來</w:t>
+      </w:r>
+      <w:r>
+        <w:rPr>
+          <w:rFonts w:ascii="標楷體" w:eastAsia="標楷體" w:hAnsi="標楷體" w:hint="eastAsia"/>
+        </w:rPr>
+        <w:t>管理生活</w:t>
+      </w:r>
+      <w:r>
+        <w:rPr>
+          <w:rFonts w:ascii="標楷體" w:eastAsia="標楷體" w:hAnsi="標楷體" w:hint="eastAsia"/>
+        </w:rPr>
+        <w:t>、</w:t>
+      </w:r>
+      <w:r>
+        <w:rPr>
+          <w:rFonts w:ascii="標楷體" w:eastAsia="標楷體" w:hAnsi="標楷體" w:hint="eastAsia"/>
+        </w:rPr>
+        <w:t>獲取資訊</w:t>
+      </w:r>
+      <w:r>
+        <w:rPr>
+          <w:rFonts w:ascii="標楷體" w:eastAsia="標楷體" w:hAnsi="標楷體" w:hint="eastAsia"/>
+        </w:rPr>
+        <w:t>與記錄個人狀態</w:t>
+      </w:r>
+      <w:r>
+        <w:rPr>
+          <w:rFonts w:ascii="標楷體" w:eastAsia="標楷體" w:hAnsi="標楷體" w:hint="eastAsia"/>
+        </w:rPr>
+        <w:t>。</w:t>
+      </w:r>
+      <w:r>
+        <w:rPr>
+          <w:rFonts w:ascii="標楷體" w:eastAsia="標楷體" w:hAnsi="標楷體" w:hint="eastAsia"/>
+        </w:rPr>
+        <w:t>而在孕產與育兒而領域中，市面上也已經出現多種相關應用程式，包含孕期紀錄、嬰兒成長追蹤。然而我們發現，</w:t>
+      </w:r>
+      <w:r>
+        <w:rPr>
+          <w:rFonts w:ascii="標楷體" w:eastAsia="標楷體" w:hAnsi="標楷體" w:hint="eastAsia"/>
+        </w:rPr>
+        <w:t>目前市面上的</w:t>
+      </w:r>
+      <w:r>
+        <w:rPr>
+          <w:rFonts w:ascii="標楷體" w:eastAsia="標楷體" w:hAnsi="標楷體" w:hint="eastAsia"/>
+        </w:rPr>
+        <w:t>這些</w:t>
+      </w:r>
+      <w:r>
+        <w:rPr>
+          <w:rFonts w:ascii="標楷體" w:eastAsia="標楷體" w:hAnsi="標楷體" w:hint="eastAsia"/>
+        </w:rPr>
+        <w:t>應用程式，</w:t>
+      </w:r>
+      <w:r>
+        <w:rPr>
+          <w:rFonts w:ascii="標楷體" w:eastAsia="標楷體" w:hAnsi="標楷體" w:hint="eastAsia"/>
+        </w:rPr>
+        <w:t>多半</w:t>
+      </w:r>
+      <w:r>
+        <w:rPr>
+          <w:rFonts w:ascii="標楷體" w:eastAsia="標楷體" w:hAnsi="標楷體" w:hint="eastAsia"/>
+        </w:rPr>
+        <w:t>將懷孕過程與嬰兒成長紀錄分開</w:t>
+      </w:r>
+      <w:r>
+        <w:rPr>
+          <w:rFonts w:ascii="標楷體" w:eastAsia="標楷體" w:hAnsi="標楷體" w:hint="eastAsia"/>
+        </w:rPr>
+        <w:t>設計</w:t>
       </w:r>
       <w:r>
         <w:rPr>
@@ -350,54 +148,247 @@
         </w:rPr>
         <w:t>，</w:t>
       </w:r>
-      <w:proofErr w:type="gramEnd"/>
-      <w:r>
-        <w:rPr>
-          <w:rFonts w:ascii="標楷體" w:eastAsia="標楷體" w:hAnsi="標楷體" w:hint="eastAsia"/>
-        </w:rPr>
-        <w:t>現</w:t>
-      </w:r>
-      <w:r>
-        <w:rPr>
-          <w:rFonts w:ascii="標楷體" w:eastAsia="標楷體" w:hAnsi="標楷體" w:hint="eastAsia"/>
-        </w:rPr>
-        <w:t>代</w:t>
-      </w:r>
-      <w:r>
-        <w:rPr>
-          <w:rFonts w:ascii="標楷體" w:eastAsia="標楷體" w:hAnsi="標楷體" w:hint="eastAsia"/>
-        </w:rPr>
-        <w:t>人</w:t>
-      </w:r>
-      <w:r>
-        <w:rPr>
-          <w:rFonts w:ascii="標楷體" w:eastAsia="標楷體" w:hAnsi="標楷體" w:hint="eastAsia"/>
-        </w:rPr>
-        <w:t>越來越依賴各類應用程式來</w:t>
-      </w:r>
-      <w:r>
-        <w:rPr>
-          <w:rFonts w:ascii="標楷體" w:eastAsia="標楷體" w:hAnsi="標楷體" w:hint="eastAsia"/>
-        </w:rPr>
-        <w:t>管理生活</w:t>
-      </w:r>
-      <w:r>
-        <w:rPr>
-          <w:rFonts w:ascii="標楷體" w:eastAsia="標楷體" w:hAnsi="標楷體" w:hint="eastAsia"/>
-        </w:rPr>
-        <w:t>、</w:t>
-      </w:r>
-      <w:r>
-        <w:rPr>
-          <w:rFonts w:ascii="標楷體" w:eastAsia="標楷體" w:hAnsi="標楷體" w:hint="eastAsia"/>
-        </w:rPr>
-        <w:t>獲取資訊</w:t>
-      </w:r>
-      <w:r>
-        <w:rPr>
-          <w:rFonts w:ascii="標楷體" w:eastAsia="標楷體" w:hAnsi="標楷體" w:hint="eastAsia"/>
-        </w:rPr>
-        <w:t>與記錄個人狀態</w:t>
+      <w:r>
+        <w:rPr>
+          <w:rFonts w:ascii="標楷體" w:eastAsia="標楷體" w:hAnsi="標楷體" w:hint="eastAsia"/>
+        </w:rPr>
+        <w:t>導致</w:t>
+      </w:r>
+      <w:r>
+        <w:rPr>
+          <w:rFonts w:ascii="標楷體" w:eastAsia="標楷體" w:hAnsi="標楷體" w:hint="eastAsia"/>
+        </w:rPr>
+        <w:t>使用者往往需要在不同階段下載不同的應用程式，</w:t>
+      </w:r>
+      <w:r>
+        <w:rPr>
+          <w:rFonts w:ascii="標楷體" w:eastAsia="標楷體" w:hAnsi="標楷體" w:hint="eastAsia"/>
+        </w:rPr>
+        <w:t>適應不同的應用程式，</w:t>
+      </w:r>
+      <w:r>
+        <w:rPr>
+          <w:rFonts w:ascii="標楷體" w:eastAsia="標楷體" w:hAnsi="標楷體" w:hint="eastAsia"/>
+        </w:rPr>
+        <w:t>在懷孕時使用懷孕紀錄</w:t>
+      </w:r>
+      <w:r>
+        <w:rPr>
+          <w:rFonts w:ascii="標楷體" w:eastAsia="標楷體" w:hAnsi="標楷體" w:hint="eastAsia"/>
+        </w:rPr>
+        <w:t>應用程式</w:t>
+      </w:r>
+      <w:r>
+        <w:rPr>
+          <w:rFonts w:ascii="標楷體" w:eastAsia="標楷體" w:hAnsi="標楷體" w:hint="eastAsia"/>
+        </w:rPr>
+        <w:t>，</w:t>
+      </w:r>
+      <w:r>
+        <w:rPr>
+          <w:rFonts w:ascii="標楷體" w:eastAsia="標楷體" w:hAnsi="標楷體" w:hint="eastAsia"/>
+        </w:rPr>
+        <w:t>在</w:t>
+      </w:r>
+      <w:r>
+        <w:rPr>
+          <w:rFonts w:ascii="標楷體" w:eastAsia="標楷體" w:hAnsi="標楷體" w:hint="eastAsia"/>
+        </w:rPr>
+        <w:t>嬰兒出生後改用</w:t>
+      </w:r>
+      <w:r>
+        <w:rPr>
+          <w:rFonts w:ascii="標楷體" w:eastAsia="標楷體" w:hAnsi="標楷體" w:hint="eastAsia"/>
+        </w:rPr>
+        <w:t>嬰兒成長應用程式</w:t>
+      </w:r>
+      <w:r>
+        <w:rPr>
+          <w:rFonts w:ascii="標楷體" w:eastAsia="標楷體" w:hAnsi="標楷體" w:hint="eastAsia"/>
+        </w:rPr>
+        <w:t>。這樣不僅造成使用者使用時的不方便，也造成資訊的分散、</w:t>
+      </w:r>
+      <w:r>
+        <w:rPr>
+          <w:rFonts w:ascii="標楷體" w:eastAsia="標楷體" w:hAnsi="標楷體" w:hint="eastAsia"/>
+        </w:rPr>
+        <w:t>管理時的不便。</w:t>
+      </w:r>
+    </w:p>
+    <w:p>
+      <w:pPr>
+        <w:rPr>
+          <w:rFonts w:ascii="標楷體" w:eastAsia="標楷體" w:hAnsi="標楷體"/>
+        </w:rPr>
+      </w:pPr>
+      <w:r>
+        <w:rPr>
+          <w:rFonts w:ascii="標楷體" w:eastAsia="標楷體" w:hAnsi="標楷體" w:hint="eastAsia"/>
+        </w:rPr>
+        <w:t>此外，</w:t>
+      </w:r>
+      <w:r>
+        <w:rPr>
+          <w:rFonts w:ascii="標楷體" w:eastAsia="標楷體" w:hAnsi="標楷體" w:hint="eastAsia"/>
+        </w:rPr>
+        <w:t>目前多數孕婦仍然依賴政府或醫療機構提供的紙本孕婦</w:t>
+      </w:r>
+      <w:r>
+        <w:rPr>
+          <w:rFonts w:ascii="標楷體" w:eastAsia="標楷體" w:hAnsi="標楷體" w:hint="eastAsia"/>
+        </w:rPr>
+        <w:t>健康</w:t>
+      </w:r>
+      <w:r>
+        <w:rPr>
+          <w:rFonts w:ascii="標楷體" w:eastAsia="標楷體" w:hAnsi="標楷體" w:hint="eastAsia"/>
+        </w:rPr>
+        <w:t>首設做為主要紀錄工具。</w:t>
+      </w:r>
+      <w:r>
+        <w:rPr>
+          <w:rFonts w:ascii="標楷體" w:eastAsia="標楷體" w:hAnsi="標楷體" w:hint="eastAsia"/>
+        </w:rPr>
+        <w:t>雖然</w:t>
+      </w:r>
+      <w:r>
+        <w:rPr>
+          <w:rFonts w:ascii="標楷體" w:eastAsia="標楷體" w:hAnsi="標楷體" w:hint="eastAsia"/>
+        </w:rPr>
+        <w:t>只本</w:t>
+      </w:r>
+      <w:r>
+        <w:rPr>
+          <w:rFonts w:ascii="標楷體" w:eastAsia="標楷體" w:hAnsi="標楷體" w:hint="eastAsia"/>
+        </w:rPr>
+        <w:t>具備基本</w:t>
+      </w:r>
+      <w:r>
+        <w:rPr>
+          <w:rFonts w:ascii="標楷體" w:eastAsia="標楷體" w:hAnsi="標楷體" w:hint="eastAsia"/>
+        </w:rPr>
+        <w:t>紀錄與參考</w:t>
+      </w:r>
+      <w:r>
+        <w:rPr>
+          <w:rFonts w:ascii="標楷體" w:eastAsia="標楷體" w:hAnsi="標楷體" w:hint="eastAsia"/>
+        </w:rPr>
+        <w:t>功能，但在即時查詢、</w:t>
+      </w:r>
+      <w:r>
+        <w:rPr>
+          <w:rFonts w:ascii="標楷體" w:eastAsia="標楷體" w:hAnsi="標楷體" w:hint="eastAsia"/>
+        </w:rPr>
+        <w:t>跨裝置存取、數據</w:t>
+      </w:r>
+      <w:r>
+        <w:rPr>
+          <w:rFonts w:ascii="標楷體" w:eastAsia="標楷體" w:hAnsi="標楷體" w:hint="eastAsia"/>
+        </w:rPr>
+        <w:t>分析與長期保存方面皆有所限制</w:t>
+      </w:r>
+      <w:r>
+        <w:rPr>
+          <w:rFonts w:ascii="標楷體" w:eastAsia="標楷體" w:hAnsi="標楷體" w:hint="eastAsia"/>
+        </w:rPr>
+        <w:t>，難以滿足現在使用者對於效率與便利性的需求。</w:t>
+      </w:r>
+    </w:p>
+    <w:p>
+      <w:pPr>
+        <w:rPr>
+          <w:rFonts w:ascii="標楷體" w:eastAsia="標楷體" w:hAnsi="標楷體"/>
+        </w:rPr>
+      </w:pPr>
+      <w:r>
+        <w:rPr>
+          <w:rFonts w:ascii="標楷體" w:eastAsia="標楷體" w:hAnsi="標楷體" w:hint="eastAsia"/>
+        </w:rPr>
+        <w:t>在資訊取得方面，</w:t>
+      </w:r>
+      <w:r>
+        <w:rPr>
+          <w:rFonts w:ascii="標楷體" w:eastAsia="標楷體" w:hAnsi="標楷體" w:hint="eastAsia"/>
+        </w:rPr>
+        <w:t>孕婦在日常生活中遇到</w:t>
+      </w:r>
+      <w:r>
+        <w:rPr>
+          <w:rFonts w:ascii="標楷體" w:eastAsia="標楷體" w:hAnsi="標楷體" w:hint="eastAsia"/>
+        </w:rPr>
+        <w:t>育兒疑問、</w:t>
+      </w:r>
+      <w:r>
+        <w:rPr>
+          <w:rFonts w:ascii="標楷體" w:eastAsia="標楷體" w:hAnsi="標楷體" w:hint="eastAsia"/>
+        </w:rPr>
+        <w:t>身體不適或心理壓力時，往往</w:t>
+      </w:r>
+      <w:r>
+        <w:rPr>
+          <w:rFonts w:ascii="標楷體" w:eastAsia="標楷體" w:hAnsi="標楷體" w:hint="eastAsia"/>
+        </w:rPr>
+        <w:t>仰賴網路搜尋來群求答案。然而，</w:t>
+      </w:r>
+      <w:r>
+        <w:rPr>
+          <w:rFonts w:ascii="標楷體" w:eastAsia="標楷體" w:hAnsi="標楷體" w:hint="eastAsia"/>
+        </w:rPr>
+        <w:t>網路資訊</w:t>
+      </w:r>
+      <w:r>
+        <w:rPr>
+          <w:rFonts w:ascii="標楷體" w:eastAsia="標楷體" w:hAnsi="標楷體" w:hint="eastAsia"/>
+        </w:rPr>
+        <w:t>來源多元且</w:t>
+      </w:r>
+      <w:r>
+        <w:rPr>
+          <w:rFonts w:ascii="標楷體" w:eastAsia="標楷體" w:hAnsi="標楷體" w:hint="eastAsia"/>
+        </w:rPr>
+        <w:t>品質</w:t>
+      </w:r>
+      <w:r>
+        <w:rPr>
+          <w:rFonts w:ascii="標楷體" w:eastAsia="標楷體" w:hAnsi="標楷體" w:hint="eastAsia"/>
+        </w:rPr>
+        <w:t>不一</w:t>
+      </w:r>
+      <w:r>
+        <w:rPr>
+          <w:rFonts w:ascii="標楷體" w:eastAsia="標楷體" w:hAnsi="標楷體" w:hint="eastAsia"/>
+        </w:rPr>
+        <w:t>，</w:t>
+      </w:r>
+      <w:r>
+        <w:rPr>
+          <w:rFonts w:ascii="標楷體" w:eastAsia="標楷體" w:hAnsi="標楷體" w:hint="eastAsia"/>
+        </w:rPr>
+        <w:t>缺乏統一且可信的整合平台，</w:t>
+      </w:r>
+      <w:r>
+        <w:rPr>
+          <w:rFonts w:ascii="標楷體" w:eastAsia="標楷體" w:hAnsi="標楷體" w:hint="eastAsia"/>
+        </w:rPr>
+        <w:t>容易造成</w:t>
+      </w:r>
+      <w:r>
+        <w:rPr>
+          <w:rFonts w:ascii="標楷體" w:eastAsia="標楷體" w:hAnsi="標楷體" w:hint="eastAsia"/>
+        </w:rPr>
+        <w:t>錯誤理解，</w:t>
+      </w:r>
+      <w:r>
+        <w:rPr>
+          <w:rFonts w:ascii="標楷體" w:eastAsia="標楷體" w:hAnsi="標楷體" w:hint="eastAsia"/>
+        </w:rPr>
+        <w:t>甚至增加焦慮</w:t>
+      </w:r>
+      <w:r>
+        <w:rPr>
+          <w:rFonts w:ascii="標楷體" w:eastAsia="標楷體" w:hAnsi="標楷體" w:hint="eastAsia"/>
+        </w:rPr>
+        <w:t>與情緒不安</w:t>
       </w:r>
       <w:r>
         <w:rPr>
@@ -405,348 +396,6 @@
         </w:rPr>
         <w:t>。</w:t>
       </w:r>
-      <w:r>
-        <w:rPr>
-          <w:rFonts w:ascii="標楷體" w:eastAsia="標楷體" w:hAnsi="標楷體" w:hint="eastAsia"/>
-        </w:rPr>
-        <w:t>而</w:t>
-      </w:r>
-      <w:proofErr w:type="gramStart"/>
-      <w:r>
-        <w:rPr>
-          <w:rFonts w:ascii="標楷體" w:eastAsia="標楷體" w:hAnsi="標楷體" w:hint="eastAsia"/>
-        </w:rPr>
-        <w:t>在孕產與育兒而領域</w:t>
-      </w:r>
-      <w:proofErr w:type="gramEnd"/>
-      <w:r>
-        <w:rPr>
-          <w:rFonts w:ascii="標楷體" w:eastAsia="標楷體" w:hAnsi="標楷體" w:hint="eastAsia"/>
-        </w:rPr>
-        <w:t>中，市面上也已經出現多種相關應用程式，包含孕期紀錄、嬰兒成長追蹤。然而我們發現，</w:t>
-      </w:r>
-      <w:r>
-        <w:rPr>
-          <w:rFonts w:ascii="標楷體" w:eastAsia="標楷體" w:hAnsi="標楷體" w:hint="eastAsia"/>
-        </w:rPr>
-        <w:t>目前市面上的</w:t>
-      </w:r>
-      <w:r>
-        <w:rPr>
-          <w:rFonts w:ascii="標楷體" w:eastAsia="標楷體" w:hAnsi="標楷體" w:hint="eastAsia"/>
-        </w:rPr>
-        <w:t>這些</w:t>
-      </w:r>
-      <w:r>
-        <w:rPr>
-          <w:rFonts w:ascii="標楷體" w:eastAsia="標楷體" w:hAnsi="標楷體" w:hint="eastAsia"/>
-        </w:rPr>
-        <w:t>應用程式，</w:t>
-      </w:r>
-      <w:r>
-        <w:rPr>
-          <w:rFonts w:ascii="標楷體" w:eastAsia="標楷體" w:hAnsi="標楷體" w:hint="eastAsia"/>
-        </w:rPr>
-        <w:t>多半</w:t>
-      </w:r>
-      <w:r>
-        <w:rPr>
-          <w:rFonts w:ascii="標楷體" w:eastAsia="標楷體" w:hAnsi="標楷體" w:hint="eastAsia"/>
-        </w:rPr>
-        <w:t>將懷孕過程與嬰兒成長紀錄分開</w:t>
-      </w:r>
-      <w:r>
-        <w:rPr>
-          <w:rFonts w:ascii="標楷體" w:eastAsia="標楷體" w:hAnsi="標楷體" w:hint="eastAsia"/>
-        </w:rPr>
-        <w:t>設計</w:t>
-      </w:r>
-      <w:r>
-        <w:rPr>
-          <w:rFonts w:ascii="標楷體" w:eastAsia="標楷體" w:hAnsi="標楷體" w:hint="eastAsia"/>
-        </w:rPr>
-        <w:t>，</w:t>
-      </w:r>
-      <w:r>
-        <w:rPr>
-          <w:rFonts w:ascii="標楷體" w:eastAsia="標楷體" w:hAnsi="標楷體" w:hint="eastAsia"/>
-        </w:rPr>
-        <w:t>導致</w:t>
-      </w:r>
-      <w:r>
-        <w:rPr>
-          <w:rFonts w:ascii="標楷體" w:eastAsia="標楷體" w:hAnsi="標楷體" w:hint="eastAsia"/>
-        </w:rPr>
-        <w:t>使用者往往需要在不同階段下載不同的應用程式，</w:t>
-      </w:r>
-      <w:r>
-        <w:rPr>
-          <w:rFonts w:ascii="標楷體" w:eastAsia="標楷體" w:hAnsi="標楷體" w:hint="eastAsia"/>
-        </w:rPr>
-        <w:t>適應不同的應用程式，</w:t>
-      </w:r>
-      <w:r>
-        <w:rPr>
-          <w:rFonts w:ascii="標楷體" w:eastAsia="標楷體" w:hAnsi="標楷體" w:hint="eastAsia"/>
-        </w:rPr>
-        <w:t>在懷孕時使用懷孕紀錄</w:t>
-      </w:r>
-      <w:r>
-        <w:rPr>
-          <w:rFonts w:ascii="標楷體" w:eastAsia="標楷體" w:hAnsi="標楷體" w:hint="eastAsia"/>
-        </w:rPr>
-        <w:t>應用程式</w:t>
-      </w:r>
-      <w:r>
-        <w:rPr>
-          <w:rFonts w:ascii="標楷體" w:eastAsia="標楷體" w:hAnsi="標楷體" w:hint="eastAsia"/>
-        </w:rPr>
-        <w:t>，</w:t>
-      </w:r>
-      <w:r>
-        <w:rPr>
-          <w:rFonts w:ascii="標楷體" w:eastAsia="標楷體" w:hAnsi="標楷體" w:hint="eastAsia"/>
-        </w:rPr>
-        <w:t>在</w:t>
-      </w:r>
-      <w:r>
-        <w:rPr>
-          <w:rFonts w:ascii="標楷體" w:eastAsia="標楷體" w:hAnsi="標楷體" w:hint="eastAsia"/>
-        </w:rPr>
-        <w:t>嬰兒出生後改用</w:t>
-      </w:r>
-      <w:r>
-        <w:rPr>
-          <w:rFonts w:ascii="標楷體" w:eastAsia="標楷體" w:hAnsi="標楷體" w:hint="eastAsia"/>
-        </w:rPr>
-        <w:t>嬰兒成長應用程式</w:t>
-      </w:r>
-      <w:r>
-        <w:rPr>
-          <w:rFonts w:ascii="標楷體" w:eastAsia="標楷體" w:hAnsi="標楷體" w:hint="eastAsia"/>
-        </w:rPr>
-        <w:t>。這樣不僅造成使用者使用時的不方便，也造成資訊的分散、</w:t>
-      </w:r>
-      <w:r>
-        <w:rPr>
-          <w:rFonts w:ascii="標楷體" w:eastAsia="標楷體" w:hAnsi="標楷體" w:hint="eastAsia"/>
-        </w:rPr>
-        <w:t>管理時的不便。</w:t>
-      </w:r>
-    </w:p>
-    <w:p>
-      <w:pPr>
-        <w:rPr>
-          <w:rFonts w:ascii="標楷體" w:eastAsia="標楷體" w:hAnsi="標楷體"/>
-        </w:rPr>
-      </w:pPr>
-      <w:proofErr w:type="gramStart"/>
-      <w:r>
-        <w:rPr>
-          <w:rFonts w:ascii="標楷體" w:eastAsia="標楷體" w:hAnsi="標楷體" w:hint="eastAsia"/>
-        </w:rPr>
-        <w:t>此外，</w:t>
-      </w:r>
-      <w:proofErr w:type="gramEnd"/>
-      <w:r>
-        <w:rPr>
-          <w:rFonts w:ascii="標楷體" w:eastAsia="標楷體" w:hAnsi="標楷體" w:hint="eastAsia"/>
-        </w:rPr>
-        <w:t>目前多數孕婦仍然依賴政府或醫療機構提供的紙本孕婦</w:t>
-      </w:r>
-      <w:proofErr w:type="gramStart"/>
-      <w:r>
-        <w:rPr>
-          <w:rFonts w:ascii="標楷體" w:eastAsia="標楷體" w:hAnsi="標楷體" w:hint="eastAsia"/>
-        </w:rPr>
-        <w:t>健康</w:t>
-      </w:r>
-      <w:r>
-        <w:rPr>
-          <w:rFonts w:ascii="標楷體" w:eastAsia="標楷體" w:hAnsi="標楷體" w:hint="eastAsia"/>
-        </w:rPr>
-        <w:t>首設做為</w:t>
-      </w:r>
-      <w:proofErr w:type="gramEnd"/>
-      <w:r>
-        <w:rPr>
-          <w:rFonts w:ascii="標楷體" w:eastAsia="標楷體" w:hAnsi="標楷體" w:hint="eastAsia"/>
-        </w:rPr>
-        <w:t>主要紀錄工具。</w:t>
-      </w:r>
-      <w:proofErr w:type="gramStart"/>
-      <w:r>
-        <w:rPr>
-          <w:rFonts w:ascii="標楷體" w:eastAsia="標楷體" w:hAnsi="標楷體" w:hint="eastAsia"/>
-        </w:rPr>
-        <w:t>雖然</w:t>
-      </w:r>
-      <w:r>
-        <w:rPr>
-          <w:rFonts w:ascii="標楷體" w:eastAsia="標楷體" w:hAnsi="標楷體" w:hint="eastAsia"/>
-        </w:rPr>
-        <w:t>只本</w:t>
-      </w:r>
-      <w:r>
-        <w:rPr>
-          <w:rFonts w:ascii="標楷體" w:eastAsia="標楷體" w:hAnsi="標楷體" w:hint="eastAsia"/>
-        </w:rPr>
-        <w:t>具備</w:t>
-      </w:r>
-      <w:proofErr w:type="gramEnd"/>
-      <w:r>
-        <w:rPr>
-          <w:rFonts w:ascii="標楷體" w:eastAsia="標楷體" w:hAnsi="標楷體" w:hint="eastAsia"/>
-        </w:rPr>
-        <w:t>基本</w:t>
-      </w:r>
-      <w:r>
-        <w:rPr>
-          <w:rFonts w:ascii="標楷體" w:eastAsia="標楷體" w:hAnsi="標楷體" w:hint="eastAsia"/>
-        </w:rPr>
-        <w:t>紀錄與參考</w:t>
-      </w:r>
-      <w:r>
-        <w:rPr>
-          <w:rFonts w:ascii="標楷體" w:eastAsia="標楷體" w:hAnsi="標楷體" w:hint="eastAsia"/>
-        </w:rPr>
-        <w:t>功能，但在即時查詢、</w:t>
-      </w:r>
-      <w:r>
-        <w:rPr>
-          <w:rFonts w:ascii="標楷體" w:eastAsia="標楷體" w:hAnsi="標楷體" w:hint="eastAsia"/>
-        </w:rPr>
-        <w:t>跨裝置存取、數據</w:t>
-      </w:r>
-      <w:r>
-        <w:rPr>
-          <w:rFonts w:ascii="標楷體" w:eastAsia="標楷體" w:hAnsi="標楷體" w:hint="eastAsia"/>
-        </w:rPr>
-        <w:t>分析與長期保存方面皆有所限制</w:t>
-      </w:r>
-      <w:r>
-        <w:rPr>
-          <w:rFonts w:ascii="標楷體" w:eastAsia="標楷體" w:hAnsi="標楷體" w:hint="eastAsia"/>
-        </w:rPr>
-        <w:t>，難以滿足現在使用者對於效率與便利性的需求。</w:t>
-      </w:r>
-    </w:p>
-    <w:p>
-      <w:pPr>
-        <w:rPr>
-          <w:rFonts w:ascii="標楷體" w:eastAsia="標楷體" w:hAnsi="標楷體"/>
-        </w:rPr>
-      </w:pPr>
-      <w:r>
-        <w:rPr>
-          <w:rFonts w:ascii="標楷體" w:eastAsia="標楷體" w:hAnsi="標楷體" w:hint="eastAsia"/>
-        </w:rPr>
-        <w:t>在資訊取得方面，</w:t>
-      </w:r>
-      <w:r>
-        <w:rPr>
-          <w:rFonts w:ascii="標楷體" w:eastAsia="標楷體" w:hAnsi="標楷體" w:hint="eastAsia"/>
-        </w:rPr>
-        <w:t>孕婦在日常生活中遇到</w:t>
-      </w:r>
-      <w:r>
-        <w:rPr>
-          <w:rFonts w:ascii="標楷體" w:eastAsia="標楷體" w:hAnsi="標楷體" w:hint="eastAsia"/>
-        </w:rPr>
-        <w:t>育兒疑問、</w:t>
-      </w:r>
-      <w:r>
-        <w:rPr>
-          <w:rFonts w:ascii="標楷體" w:eastAsia="標楷體" w:hAnsi="標楷體" w:hint="eastAsia"/>
-        </w:rPr>
-        <w:t>身體不適或心理壓力時，往往</w:t>
-      </w:r>
-      <w:r>
-        <w:rPr>
-          <w:rFonts w:ascii="標楷體" w:eastAsia="標楷體" w:hAnsi="標楷體" w:hint="eastAsia"/>
-        </w:rPr>
-        <w:t>仰賴網路搜尋</w:t>
-      </w:r>
-      <w:proofErr w:type="gramStart"/>
-      <w:r>
-        <w:rPr>
-          <w:rFonts w:ascii="標楷體" w:eastAsia="標楷體" w:hAnsi="標楷體" w:hint="eastAsia"/>
-        </w:rPr>
-        <w:t>來群求</w:t>
-      </w:r>
-      <w:proofErr w:type="gramEnd"/>
-      <w:r>
-        <w:rPr>
-          <w:rFonts w:ascii="標楷體" w:eastAsia="標楷體" w:hAnsi="標楷體" w:hint="eastAsia"/>
-        </w:rPr>
-        <w:t>答案。然而，</w:t>
-      </w:r>
-      <w:r>
-        <w:rPr>
-          <w:rFonts w:ascii="標楷體" w:eastAsia="標楷體" w:hAnsi="標楷體" w:hint="eastAsia"/>
-        </w:rPr>
-        <w:t>網路資訊</w:t>
-      </w:r>
-      <w:r>
-        <w:rPr>
-          <w:rFonts w:ascii="標楷體" w:eastAsia="標楷體" w:hAnsi="標楷體" w:hint="eastAsia"/>
-        </w:rPr>
-        <w:t>來源多元且</w:t>
-      </w:r>
-      <w:r>
-        <w:rPr>
-          <w:rFonts w:ascii="標楷體" w:eastAsia="標楷體" w:hAnsi="標楷體" w:hint="eastAsia"/>
-        </w:rPr>
-        <w:t>品質</w:t>
-      </w:r>
-      <w:r>
-        <w:rPr>
-          <w:rFonts w:ascii="標楷體" w:eastAsia="標楷體" w:hAnsi="標楷體" w:hint="eastAsia"/>
-        </w:rPr>
-        <w:t>不一</w:t>
-      </w:r>
-      <w:r>
-        <w:rPr>
-          <w:rFonts w:ascii="標楷體" w:eastAsia="標楷體" w:hAnsi="標楷體" w:hint="eastAsia"/>
-        </w:rPr>
-        <w:t>，</w:t>
-      </w:r>
-      <w:r>
-        <w:rPr>
-          <w:rFonts w:ascii="標楷體" w:eastAsia="標楷體" w:hAnsi="標楷體" w:hint="eastAsia"/>
-        </w:rPr>
-        <w:t>缺乏統一且可信的整合平台，</w:t>
-      </w:r>
-      <w:r>
-        <w:rPr>
-          <w:rFonts w:ascii="標楷體" w:eastAsia="標楷體" w:hAnsi="標楷體" w:hint="eastAsia"/>
-        </w:rPr>
-        <w:t>容易造成</w:t>
-      </w:r>
-      <w:r>
-        <w:rPr>
-          <w:rFonts w:ascii="標楷體" w:eastAsia="標楷體" w:hAnsi="標楷體" w:hint="eastAsia"/>
-        </w:rPr>
-        <w:t>錯誤理解，</w:t>
-      </w:r>
-      <w:r>
-        <w:rPr>
-          <w:rFonts w:ascii="標楷體" w:eastAsia="標楷體" w:hAnsi="標楷體" w:hint="eastAsia"/>
-        </w:rPr>
-        <w:t>甚至增加焦慮</w:t>
-      </w:r>
-      <w:r>
-        <w:rPr>
-          <w:rFonts w:ascii="標楷體" w:eastAsia="標楷體" w:hAnsi="標楷體" w:hint="eastAsia"/>
-        </w:rPr>
-        <w:t>與情緒不安</w:t>
-      </w:r>
-      <w:r>
-        <w:rPr>
-          <w:rFonts w:ascii="標楷體" w:eastAsia="標楷體" w:hAnsi="標楷體" w:hint="eastAsia"/>
-        </w:rPr>
-        <w:t>。</w:t>
-      </w:r>
     </w:p>
     <w:p>
       <w:pPr>
@@ -794,50 +443,14 @@
         <w:rPr>
           <w:rFonts w:ascii="標楷體" w:eastAsia="標楷體" w:hAnsi="標楷體"/>
         </w:rPr>
-        <w:t>較少提供即時且個人化的情緒支持與互動式陪伴。</w:t>
-      </w:r>
-      <w:proofErr w:type="gramStart"/>
-      <w:r>
-        <w:rPr>
-          <w:rFonts w:ascii="標楷體" w:eastAsia="標楷體" w:hAnsi="標楷體"/>
-        </w:rPr>
-        <w:t>此外，</w:t>
-      </w:r>
-      <w:proofErr w:type="gramEnd"/>
-      <w:r>
-        <w:rPr>
-          <w:rFonts w:ascii="標楷體" w:eastAsia="標楷體" w:hAnsi="標楷體"/>
-        </w:rPr>
-        <w:t>父親在整個過程中的參與</w:t>
-      </w:r>
-      <w:proofErr w:type="gramStart"/>
-      <w:r>
-        <w:rPr>
-          <w:rFonts w:ascii="標楷體" w:eastAsia="標楷體" w:hAnsi="標楷體"/>
-        </w:rPr>
-        <w:t>與</w:t>
-      </w:r>
-      <w:proofErr w:type="gramEnd"/>
-      <w:r>
-        <w:rPr>
-          <w:rFonts w:ascii="標楷體" w:eastAsia="標楷體" w:hAnsi="標楷體"/>
-        </w:rPr>
-        <w:t>資訊需求也常被忽略</w:t>
-      </w:r>
-      <w:r>
-        <w:rPr>
-          <w:rFonts w:ascii="標楷體" w:eastAsia="標楷體" w:hAnsi="標楷體" w:hint="eastAsia"/>
-        </w:rPr>
-        <w:t>，但是懷孕不僅僅是只有孕婦的責任，父親更要給予孕婦</w:t>
-      </w:r>
-      <w:proofErr w:type="gramStart"/>
-      <w:r>
-        <w:rPr>
-          <w:rFonts w:ascii="標楷體" w:eastAsia="標楷體" w:hAnsi="標楷體" w:hint="eastAsia"/>
-        </w:rPr>
-        <w:t>孕期間的協助</w:t>
-      </w:r>
-      <w:proofErr w:type="gramEnd"/>
+        <w:t>較少提供即時且個人化的情緒支持與互動式陪伴。此外，父親在整個過程中的參與與資訊需求也常被忽略</w:t>
+      </w:r>
+      <w:r>
+        <w:rPr>
+          <w:rFonts w:ascii="標楷體" w:eastAsia="標楷體" w:hAnsi="標楷體" w:hint="eastAsia"/>
+        </w:rPr>
+        <w:t>，但是懷孕不僅僅是只有孕婦的責任，父親更要給予孕婦孕期間的協助</w:t>
+      </w:r>
       <w:r>
         <w:rPr>
           <w:rFonts w:ascii="標楷體" w:eastAsia="標楷體" w:hAnsi="標楷體"/>
@@ -1367,7 +980,6 @@
         </w:rPr>
         <w:t>整合</w:t>
       </w:r>
-      <w:proofErr w:type="gramStart"/>
       <w:r>
         <w:rPr>
           <w:rFonts w:ascii="標楷體" w:eastAsia="標楷體" w:hAnsi="標楷體" w:hint="eastAsia"/>
@@ -1384,14 +996,7 @@
         <w:rPr>
           <w:rFonts w:ascii="標楷體" w:eastAsia="標楷體" w:hAnsi="標楷體" w:hint="eastAsia"/>
         </w:rPr>
-        <w:t>到寶寶</w:t>
-      </w:r>
-      <w:proofErr w:type="gramEnd"/>
-      <w:r>
-        <w:rPr>
-          <w:rFonts w:ascii="標楷體" w:eastAsia="標楷體" w:hAnsi="標楷體" w:hint="eastAsia"/>
-        </w:rPr>
-        <w:t>三歲的</w:t>
+        <w:t>到寶寶三歲的</w:t>
       </w:r>
       <w:r>
         <w:rPr>
@@ -2067,504 +1672,6 @@
         <w:t>的照護建議，提升整體使用體驗與生活便利性。</w:t>
       </w:r>
     </w:p>
-    <w:p>
-      <w:pPr>
-        <w:rPr>
-          <w:rFonts w:ascii="標楷體" w:eastAsia="標楷體" w:hAnsi="標楷體"/>
-        </w:rPr>
-      </w:pPr>
-    </w:p>
-    <w:p>
-      <w:pPr>
-        <w:rPr>
-          <w:rFonts w:ascii="標楷體" w:eastAsia="標楷體" w:hAnsi="標楷體"/>
-        </w:rPr>
-      </w:pPr>
-      <w:r>
-        <w:rPr>
-          <w:rFonts w:ascii="標楷體" w:eastAsia="標楷體" w:hAnsi="標楷體"/>
-        </w:rPr>
-        <w:t>與現有產品的差異</w:t>
-      </w:r>
-    </w:p>
-    <w:tbl>
-      <w:tblPr>
-        <w:tblStyle w:val="ae"/>
-        <w:tblW w:w="0" w:type="auto"/>
-        <w:tblLook w:val="04A0" w:firstRow="1" w:lastRow="0" w:firstColumn="1" w:lastColumn="0" w:noHBand="0" w:noVBand="1"/>
-      </w:tblPr>
-      <w:tblGrid>
-        <w:gridCol w:w="1699"/>
-        <w:gridCol w:w="1699"/>
-        <w:gridCol w:w="1699"/>
-        <w:gridCol w:w="1699"/>
-        <w:gridCol w:w="1699"/>
-        <w:gridCol w:w="1699"/>
-      </w:tblGrid>
-      <w:tr>
-        <w:tc>
-          <w:tcPr>
-            <w:tcW w:w="1699" w:type="dxa"/>
-          </w:tcPr>
-          <w:p>
-            <w:pPr>
-              <w:ind w:left="360"/>
-              <w:rPr>
-                <w:rFonts w:ascii="標楷體" w:eastAsia="標楷體" w:hAnsi="標楷體"/>
-              </w:rPr>
-            </w:pPr>
-            <w:r>
-              <w:rPr>
-                <w:rFonts w:ascii="標楷體" w:eastAsia="標楷體" w:hAnsi="標楷體" w:hint="eastAsia"/>
-              </w:rPr>
-              <w:t>功能</w:t>
-            </w:r>
-          </w:p>
-        </w:tc>
-        <w:tc>
-          <w:tcPr>
-            <w:tcW w:w="1699" w:type="dxa"/>
-          </w:tcPr>
-          <w:p>
-            <w:pPr>
-              <w:rPr>
-                <w:rFonts w:ascii="標楷體" w:eastAsia="標楷體" w:hAnsi="標楷體"/>
-              </w:rPr>
-            </w:pPr>
-            <w:r>
-              <w:rPr>
-                <w:rFonts w:ascii="標楷體" w:eastAsia="標楷體" w:hAnsi="標楷體"/>
-              </w:rPr>
-              <w:t>280days</w:t>
-            </w:r>
-          </w:p>
-        </w:tc>
-        <w:tc>
-          <w:tcPr>
-            <w:tcW w:w="1699" w:type="dxa"/>
-          </w:tcPr>
-          <w:p>
-            <w:pPr>
-              <w:rPr>
-                <w:rFonts w:ascii="標楷體" w:eastAsia="標楷體" w:hAnsi="標楷體"/>
-              </w:rPr>
-            </w:pPr>
-            <w:r>
-              <w:rPr>
-                <w:rFonts w:ascii="標楷體" w:eastAsia="標楷體" w:hAnsi="標楷體" w:hint="eastAsia"/>
-              </w:rPr>
-              <w:t>我的懷孕日記</w:t>
-            </w:r>
-          </w:p>
-        </w:tc>
-        <w:tc>
-          <w:tcPr>
-            <w:tcW w:w="1699" w:type="dxa"/>
-          </w:tcPr>
-          <w:p>
-            <w:pPr>
-              <w:rPr>
-                <w:rFonts w:ascii="標楷體" w:eastAsia="標楷體" w:hAnsi="標楷體"/>
-              </w:rPr>
-            </w:pPr>
-          </w:p>
-        </w:tc>
-        <w:tc>
-          <w:tcPr>
-            <w:tcW w:w="1699" w:type="dxa"/>
-          </w:tcPr>
-          <w:p>
-            <w:pPr>
-              <w:rPr>
-                <w:rFonts w:ascii="標楷體" w:eastAsia="標楷體" w:hAnsi="標楷體"/>
-              </w:rPr>
-            </w:pPr>
-          </w:p>
-        </w:tc>
-        <w:tc>
-          <w:tcPr>
-            <w:tcW w:w="1699" w:type="dxa"/>
-          </w:tcPr>
-          <w:p>
-            <w:pPr>
-              <w:rPr>
-                <w:rFonts w:ascii="標楷體" w:eastAsia="標楷體" w:hAnsi="標楷體"/>
-              </w:rPr>
-            </w:pPr>
-          </w:p>
-        </w:tc>
-      </w:tr>
-      <w:tr>
-        <w:tc>
-          <w:tcPr>
-            <w:tcW w:w="1699" w:type="dxa"/>
-          </w:tcPr>
-          <w:p>
-            <w:pPr>
-              <w:rPr>
-                <w:rFonts w:ascii="標楷體" w:eastAsia="標楷體" w:hAnsi="標楷體"/>
-              </w:rPr>
-            </w:pPr>
-          </w:p>
-        </w:tc>
-        <w:tc>
-          <w:tcPr>
-            <w:tcW w:w="1699" w:type="dxa"/>
-          </w:tcPr>
-          <w:p>
-            <w:pPr>
-              <w:rPr>
-                <w:rFonts w:ascii="標楷體" w:eastAsia="標楷體" w:hAnsi="標楷體"/>
-              </w:rPr>
-            </w:pPr>
-          </w:p>
-        </w:tc>
-        <w:tc>
-          <w:tcPr>
-            <w:tcW w:w="1699" w:type="dxa"/>
-          </w:tcPr>
-          <w:p>
-            <w:pPr>
-              <w:rPr>
-                <w:rFonts w:ascii="標楷體" w:eastAsia="標楷體" w:hAnsi="標楷體"/>
-              </w:rPr>
-            </w:pPr>
-          </w:p>
-        </w:tc>
-        <w:tc>
-          <w:tcPr>
-            <w:tcW w:w="1699" w:type="dxa"/>
-          </w:tcPr>
-          <w:p>
-            <w:pPr>
-              <w:rPr>
-                <w:rFonts w:ascii="標楷體" w:eastAsia="標楷體" w:hAnsi="標楷體"/>
-              </w:rPr>
-            </w:pPr>
-          </w:p>
-        </w:tc>
-        <w:tc>
-          <w:tcPr>
-            <w:tcW w:w="1699" w:type="dxa"/>
-          </w:tcPr>
-          <w:p>
-            <w:pPr>
-              <w:rPr>
-                <w:rFonts w:ascii="標楷體" w:eastAsia="標楷體" w:hAnsi="標楷體"/>
-              </w:rPr>
-            </w:pPr>
-          </w:p>
-        </w:tc>
-        <w:tc>
-          <w:tcPr>
-            <w:tcW w:w="1699" w:type="dxa"/>
-          </w:tcPr>
-          <w:p>
-            <w:pPr>
-              <w:rPr>
-                <w:rFonts w:ascii="標楷體" w:eastAsia="標楷體" w:hAnsi="標楷體"/>
-              </w:rPr>
-            </w:pPr>
-          </w:p>
-        </w:tc>
-      </w:tr>
-      <w:tr>
-        <w:tc>
-          <w:tcPr>
-            <w:tcW w:w="1699" w:type="dxa"/>
-          </w:tcPr>
-          <w:p>
-            <w:pPr>
-              <w:rPr>
-                <w:rFonts w:ascii="標楷體" w:eastAsia="標楷體" w:hAnsi="標楷體"/>
-              </w:rPr>
-            </w:pPr>
-          </w:p>
-        </w:tc>
-        <w:tc>
-          <w:tcPr>
-            <w:tcW w:w="1699" w:type="dxa"/>
-          </w:tcPr>
-          <w:p>
-            <w:pPr>
-              <w:rPr>
-                <w:rFonts w:ascii="標楷體" w:eastAsia="標楷體" w:hAnsi="標楷體"/>
-              </w:rPr>
-            </w:pPr>
-          </w:p>
-        </w:tc>
-        <w:tc>
-          <w:tcPr>
-            <w:tcW w:w="1699" w:type="dxa"/>
-          </w:tcPr>
-          <w:p>
-            <w:pPr>
-              <w:rPr>
-                <w:rFonts w:ascii="標楷體" w:eastAsia="標楷體" w:hAnsi="標楷體"/>
-              </w:rPr>
-            </w:pPr>
-          </w:p>
-        </w:tc>
-        <w:tc>
-          <w:tcPr>
-            <w:tcW w:w="1699" w:type="dxa"/>
-          </w:tcPr>
-          <w:p>
-            <w:pPr>
-              <w:rPr>
-                <w:rFonts w:ascii="標楷體" w:eastAsia="標楷體" w:hAnsi="標楷體"/>
-              </w:rPr>
-            </w:pPr>
-          </w:p>
-        </w:tc>
-        <w:tc>
-          <w:tcPr>
-            <w:tcW w:w="1699" w:type="dxa"/>
-          </w:tcPr>
-          <w:p>
-            <w:pPr>
-              <w:rPr>
-                <w:rFonts w:ascii="標楷體" w:eastAsia="標楷體" w:hAnsi="標楷體"/>
-              </w:rPr>
-            </w:pPr>
-          </w:p>
-        </w:tc>
-        <w:tc>
-          <w:tcPr>
-            <w:tcW w:w="1699" w:type="dxa"/>
-          </w:tcPr>
-          <w:p>
-            <w:pPr>
-              <w:rPr>
-                <w:rFonts w:ascii="標楷體" w:eastAsia="標楷體" w:hAnsi="標楷體"/>
-              </w:rPr>
-            </w:pPr>
-          </w:p>
-        </w:tc>
-      </w:tr>
-      <w:tr>
-        <w:tc>
-          <w:tcPr>
-            <w:tcW w:w="1699" w:type="dxa"/>
-          </w:tcPr>
-          <w:p>
-            <w:pPr>
-              <w:rPr>
-                <w:rFonts w:ascii="標楷體" w:eastAsia="標楷體" w:hAnsi="標楷體"/>
-              </w:rPr>
-            </w:pPr>
-          </w:p>
-        </w:tc>
-        <w:tc>
-          <w:tcPr>
-            <w:tcW w:w="1699" w:type="dxa"/>
-          </w:tcPr>
-          <w:p>
-            <w:pPr>
-              <w:rPr>
-                <w:rFonts w:ascii="標楷體" w:eastAsia="標楷體" w:hAnsi="標楷體"/>
-              </w:rPr>
-            </w:pPr>
-          </w:p>
-        </w:tc>
-        <w:tc>
-          <w:tcPr>
-            <w:tcW w:w="1699" w:type="dxa"/>
-          </w:tcPr>
-          <w:p>
-            <w:pPr>
-              <w:rPr>
-                <w:rFonts w:ascii="標楷體" w:eastAsia="標楷體" w:hAnsi="標楷體"/>
-              </w:rPr>
-            </w:pPr>
-          </w:p>
-        </w:tc>
-        <w:tc>
-          <w:tcPr>
-            <w:tcW w:w="1699" w:type="dxa"/>
-          </w:tcPr>
-          <w:p>
-            <w:pPr>
-              <w:rPr>
-                <w:rFonts w:ascii="標楷體" w:eastAsia="標楷體" w:hAnsi="標楷體"/>
-              </w:rPr>
-            </w:pPr>
-          </w:p>
-        </w:tc>
-        <w:tc>
-          <w:tcPr>
-            <w:tcW w:w="1699" w:type="dxa"/>
-          </w:tcPr>
-          <w:p>
-            <w:pPr>
-              <w:rPr>
-                <w:rFonts w:ascii="標楷體" w:eastAsia="標楷體" w:hAnsi="標楷體"/>
-              </w:rPr>
-            </w:pPr>
-          </w:p>
-        </w:tc>
-        <w:tc>
-          <w:tcPr>
-            <w:tcW w:w="1699" w:type="dxa"/>
-          </w:tcPr>
-          <w:p>
-            <w:pPr>
-              <w:rPr>
-                <w:rFonts w:ascii="標楷體" w:eastAsia="標楷體" w:hAnsi="標楷體"/>
-              </w:rPr>
-            </w:pPr>
-          </w:p>
-        </w:tc>
-      </w:tr>
-      <w:tr>
-        <w:tc>
-          <w:tcPr>
-            <w:tcW w:w="1699" w:type="dxa"/>
-          </w:tcPr>
-          <w:p>
-            <w:pPr>
-              <w:rPr>
-                <w:rFonts w:ascii="標楷體" w:eastAsia="標楷體" w:hAnsi="標楷體"/>
-              </w:rPr>
-            </w:pPr>
-          </w:p>
-        </w:tc>
-        <w:tc>
-          <w:tcPr>
-            <w:tcW w:w="1699" w:type="dxa"/>
-          </w:tcPr>
-          <w:p>
-            <w:pPr>
-              <w:rPr>
-                <w:rFonts w:ascii="標楷體" w:eastAsia="標楷體" w:hAnsi="標楷體"/>
-              </w:rPr>
-            </w:pPr>
-          </w:p>
-        </w:tc>
-        <w:tc>
-          <w:tcPr>
-            <w:tcW w:w="1699" w:type="dxa"/>
-          </w:tcPr>
-          <w:p>
-            <w:pPr>
-              <w:rPr>
-                <w:rFonts w:ascii="標楷體" w:eastAsia="標楷體" w:hAnsi="標楷體"/>
-              </w:rPr>
-            </w:pPr>
-          </w:p>
-        </w:tc>
-        <w:tc>
-          <w:tcPr>
-            <w:tcW w:w="1699" w:type="dxa"/>
-          </w:tcPr>
-          <w:p>
-            <w:pPr>
-              <w:rPr>
-                <w:rFonts w:ascii="標楷體" w:eastAsia="標楷體" w:hAnsi="標楷體"/>
-              </w:rPr>
-            </w:pPr>
-          </w:p>
-        </w:tc>
-        <w:tc>
-          <w:tcPr>
-            <w:tcW w:w="1699" w:type="dxa"/>
-          </w:tcPr>
-          <w:p>
-            <w:pPr>
-              <w:rPr>
-                <w:rFonts w:ascii="標楷體" w:eastAsia="標楷體" w:hAnsi="標楷體"/>
-              </w:rPr>
-            </w:pPr>
-          </w:p>
-        </w:tc>
-        <w:tc>
-          <w:tcPr>
-            <w:tcW w:w="1699" w:type="dxa"/>
-          </w:tcPr>
-          <w:p>
-            <w:pPr>
-              <w:rPr>
-                <w:rFonts w:ascii="標楷體" w:eastAsia="標楷體" w:hAnsi="標楷體"/>
-              </w:rPr>
-            </w:pPr>
-          </w:p>
-        </w:tc>
-      </w:tr>
-      <w:tr>
-        <w:tc>
-          <w:tcPr>
-            <w:tcW w:w="1699" w:type="dxa"/>
-          </w:tcPr>
-          <w:p>
-            <w:pPr>
-              <w:rPr>
-                <w:rFonts w:ascii="標楷體" w:eastAsia="標楷體" w:hAnsi="標楷體"/>
-              </w:rPr>
-            </w:pPr>
-          </w:p>
-        </w:tc>
-        <w:tc>
-          <w:tcPr>
-            <w:tcW w:w="1699" w:type="dxa"/>
-          </w:tcPr>
-          <w:p>
-            <w:pPr>
-              <w:rPr>
-                <w:rFonts w:ascii="標楷體" w:eastAsia="標楷體" w:hAnsi="標楷體"/>
-              </w:rPr>
-            </w:pPr>
-          </w:p>
-        </w:tc>
-        <w:tc>
-          <w:tcPr>
-            <w:tcW w:w="1699" w:type="dxa"/>
-          </w:tcPr>
-          <w:p>
-            <w:pPr>
-              <w:rPr>
-                <w:rFonts w:ascii="標楷體" w:eastAsia="標楷體" w:hAnsi="標楷體"/>
-              </w:rPr>
-            </w:pPr>
-          </w:p>
-        </w:tc>
-        <w:tc>
-          <w:tcPr>
-            <w:tcW w:w="1699" w:type="dxa"/>
-          </w:tcPr>
-          <w:p>
-            <w:pPr>
-              <w:rPr>
-                <w:rFonts w:ascii="標楷體" w:eastAsia="標楷體" w:hAnsi="標楷體"/>
-              </w:rPr>
-            </w:pPr>
-          </w:p>
-        </w:tc>
-        <w:tc>
-          <w:tcPr>
-            <w:tcW w:w="1699" w:type="dxa"/>
-          </w:tcPr>
-          <w:p>
-            <w:pPr>
-              <w:rPr>
-                <w:rFonts w:ascii="標楷體" w:eastAsia="標楷體" w:hAnsi="標楷體"/>
-              </w:rPr>
-            </w:pPr>
-          </w:p>
-        </w:tc>
-        <w:tc>
-          <w:tcPr>
-            <w:tcW w:w="1699" w:type="dxa"/>
-          </w:tcPr>
-          <w:p>
-            <w:pPr>
-              <w:rPr>
-                <w:rFonts w:ascii="標楷體" w:eastAsia="標楷體" w:hAnsi="標楷體"/>
-              </w:rPr>
-            </w:pPr>
-          </w:p>
-        </w:tc>
-      </w:tr>
-    </w:tbl>
     <w:p>
       <w:pPr>
         <w:rPr>
@@ -2938,21 +2045,7 @@
         <w:rPr>
           <w:rFonts w:ascii="標楷體" w:eastAsia="標楷體" w:hAnsi="標楷體" w:hint="eastAsia"/>
         </w:rPr>
-        <w:t>變化：</w:t>
-      </w:r>
-      <w:proofErr w:type="gramStart"/>
-      <w:r>
-        <w:rPr>
-          <w:rFonts w:ascii="標楷體" w:eastAsia="標楷體" w:hAnsi="標楷體" w:hint="eastAsia"/>
-        </w:rPr>
-        <w:t>少子化</w:t>
-      </w:r>
-      <w:proofErr w:type="gramEnd"/>
-      <w:r>
-        <w:rPr>
-          <w:rFonts w:ascii="標楷體" w:eastAsia="標楷體" w:hAnsi="標楷體" w:hint="eastAsia"/>
-        </w:rPr>
-        <w:t>趨勢明顯、晚婚晚育現象增加、家庭結構小型化</w:t>
+        <w:t>變化：少子化趨勢明顯、晚婚晚育現象增加、家庭結構小型化</w:t>
       </w:r>
     </w:p>
     <w:p>
@@ -3005,27 +2098,13 @@
         <w:rPr>
           <w:rFonts w:ascii="標楷體" w:eastAsia="標楷體" w:hAnsi="標楷體" w:hint="eastAsia"/>
         </w:rPr>
-        <w:t>的</w:t>
-      </w:r>
-      <w:proofErr w:type="gramStart"/>
-      <w:r>
-        <w:rPr>
-          <w:rFonts w:ascii="標楷體" w:eastAsia="標楷體" w:hAnsi="標楷體" w:hint="eastAsia"/>
-        </w:rPr>
-        <w:t>普及</w:t>
-      </w:r>
-      <w:r>
-        <w:rPr>
-          <w:rFonts w:ascii="標楷體" w:eastAsia="標楷體" w:hAnsi="標楷體" w:hint="eastAsia"/>
-        </w:rPr>
-        <w:t>、</w:t>
-      </w:r>
-      <w:proofErr w:type="gramEnd"/>
-      <w:r>
-        <w:rPr>
-          <w:rFonts w:ascii="標楷體" w:eastAsia="標楷體" w:hAnsi="標楷體" w:hint="eastAsia"/>
-        </w:rPr>
-        <w:t>社群媒體發展快速</w:t>
+        <w:t>的普及</w:t>
+      </w:r>
+      <w:r>
+        <w:rPr>
+          <w:rFonts w:ascii="標楷體" w:eastAsia="標楷體" w:hAnsi="標楷體" w:hint="eastAsia"/>
+        </w:rPr>
+        <w:t>、社群媒體發展快速</w:t>
       </w:r>
     </w:p>
     <w:p>
@@ -3047,220 +2126,6 @@
         </w:rPr>
         <w:t>、社群影響自身決策</w:t>
       </w:r>
-    </w:p>
-    <w:p>
-      <w:pPr>
-        <w:rPr>
-          <w:rFonts w:ascii="標楷體" w:eastAsia="標楷體" w:hAnsi="標楷體"/>
-        </w:rPr>
-      </w:pPr>
-    </w:p>
-    <w:p>
-      <w:pPr>
-        <w:rPr>
-          <w:rFonts w:ascii="標楷體" w:eastAsia="標楷體" w:hAnsi="標楷體"/>
-        </w:rPr>
-      </w:pPr>
-      <w:r>
-        <w:rPr>
-          <w:rFonts w:ascii="標楷體" w:eastAsia="標楷體" w:hAnsi="標楷體"/>
-        </w:rPr>
-        <w:br w:type="page"/>
-      </w:r>
-    </w:p>
-    <w:p>
-      <w:pPr>
-        <w:rPr>
-          <w:rFonts w:ascii="標楷體" w:eastAsia="標楷體" w:hAnsi="標楷體"/>
-        </w:rPr>
-      </w:pPr>
-      <w:r>
-        <w:rPr>
-          <w:rFonts w:ascii="標楷體" w:eastAsia="標楷體" w:hAnsi="標楷體"/>
-        </w:rPr>
-        <w:lastRenderedPageBreak/>
-        <w:t>產業五力分析（Porter’s Five Forces）</w:t>
-      </w:r>
-    </w:p>
-    <w:p>
-      <w:pPr>
-        <w:rPr>
-          <w:rFonts w:ascii="標楷體" w:eastAsia="標楷體" w:hAnsi="標楷體"/>
-        </w:rPr>
-      </w:pPr>
-      <w:r>
-        <w:rPr>
-          <w:rFonts w:ascii="標楷體" w:eastAsia="標楷體" w:hAnsi="標楷體"/>
-        </w:rPr>
-        <w:t>分析產業競爭強度：</w:t>
-      </w:r>
-    </w:p>
-    <w:p>
-      <w:pPr>
-        <w:numPr>
-          <w:ilvl w:val="0"/>
-          <w:numId w:val="7"/>
-        </w:numPr>
-        <w:rPr>
-          <w:rFonts w:ascii="標楷體" w:eastAsia="標楷體" w:hAnsi="標楷體"/>
-        </w:rPr>
-      </w:pPr>
-      <w:r>
-        <w:rPr>
-          <w:rFonts w:ascii="標楷體" w:eastAsia="標楷體" w:hAnsi="標楷體"/>
-        </w:rPr>
-        <w:t>同業競爭者</w:t>
-      </w:r>
-      <w:r>
-        <w:rPr>
-          <w:rFonts w:ascii="標楷體" w:eastAsia="標楷體" w:hAnsi="標楷體" w:hint="eastAsia"/>
-        </w:rPr>
-        <w:t>：</w:t>
-      </w:r>
-    </w:p>
-    <w:p>
-      <w:pPr>
-        <w:rPr>
-          <w:rFonts w:ascii="標楷體" w:eastAsia="標楷體" w:hAnsi="標楷體"/>
-        </w:rPr>
-      </w:pPr>
-    </w:p>
-    <w:p>
-      <w:pPr>
-        <w:numPr>
-          <w:ilvl w:val="0"/>
-          <w:numId w:val="7"/>
-        </w:numPr>
-        <w:rPr>
-          <w:rFonts w:ascii="標楷體" w:eastAsia="標楷體" w:hAnsi="標楷體"/>
-        </w:rPr>
-      </w:pPr>
-      <w:r>
-        <w:rPr>
-          <w:rFonts w:ascii="標楷體" w:eastAsia="標楷體" w:hAnsi="標楷體"/>
-        </w:rPr>
-        <w:t>潛在進入者（門檻高低）</w:t>
-      </w:r>
-      <w:r>
-        <w:rPr>
-          <w:rFonts w:ascii="標楷體" w:eastAsia="標楷體" w:hAnsi="標楷體" w:hint="eastAsia"/>
-        </w:rPr>
-        <w:t>：</w:t>
-      </w:r>
-    </w:p>
-    <w:p>
-      <w:pPr>
-        <w:pStyle w:val="a9"/>
-        <w:rPr>
-          <w:rFonts w:ascii="標楷體" w:eastAsia="標楷體" w:hAnsi="標楷體"/>
-        </w:rPr>
-      </w:pPr>
-    </w:p>
-    <w:p>
-      <w:pPr>
-        <w:ind w:left="720"/>
-        <w:rPr>
-          <w:rFonts w:ascii="標楷體" w:eastAsia="標楷體" w:hAnsi="標楷體"/>
-        </w:rPr>
-      </w:pPr>
-    </w:p>
-    <w:p>
-      <w:pPr>
-        <w:numPr>
-          <w:ilvl w:val="0"/>
-          <w:numId w:val="7"/>
-        </w:numPr>
-        <w:rPr>
-          <w:rFonts w:ascii="標楷體" w:eastAsia="標楷體" w:hAnsi="標楷體"/>
-        </w:rPr>
-      </w:pPr>
-      <w:r>
-        <w:rPr>
-          <w:rFonts w:ascii="標楷體" w:eastAsia="標楷體" w:hAnsi="標楷體"/>
-        </w:rPr>
-        <w:t>替代品威脅</w:t>
-      </w:r>
-      <w:r>
-        <w:rPr>
-          <w:rFonts w:ascii="標楷體" w:eastAsia="標楷體" w:hAnsi="標楷體" w:hint="eastAsia"/>
-        </w:rPr>
-        <w:t>：</w:t>
-      </w:r>
-    </w:p>
-    <w:p>
-      <w:pPr>
-        <w:rPr>
-          <w:rFonts w:ascii="標楷體" w:eastAsia="標楷體" w:hAnsi="標楷體"/>
-        </w:rPr>
-      </w:pPr>
-    </w:p>
-    <w:p>
-      <w:pPr>
-        <w:numPr>
-          <w:ilvl w:val="0"/>
-          <w:numId w:val="7"/>
-        </w:numPr>
-        <w:rPr>
-          <w:rFonts w:ascii="標楷體" w:eastAsia="標楷體" w:hAnsi="標楷體"/>
-        </w:rPr>
-      </w:pPr>
-      <w:r>
-        <w:rPr>
-          <w:rFonts w:ascii="標楷體" w:eastAsia="標楷體" w:hAnsi="標楷體"/>
-        </w:rPr>
-        <w:t>供應商議價能力</w:t>
-      </w:r>
-      <w:r>
-        <w:rPr>
-          <w:rFonts w:ascii="標楷體" w:eastAsia="標楷體" w:hAnsi="標楷體" w:hint="eastAsia"/>
-        </w:rPr>
-        <w:t>：</w:t>
-      </w:r>
-    </w:p>
-    <w:p>
-      <w:pPr>
-        <w:pStyle w:val="a9"/>
-        <w:rPr>
-          <w:rFonts w:ascii="標楷體" w:eastAsia="標楷體" w:hAnsi="標楷體"/>
-        </w:rPr>
-      </w:pPr>
-    </w:p>
-    <w:p>
-      <w:pPr>
-        <w:rPr>
-          <w:rFonts w:ascii="標楷體" w:eastAsia="標楷體" w:hAnsi="標楷體"/>
-        </w:rPr>
-      </w:pPr>
-    </w:p>
-    <w:p>
-      <w:pPr>
-        <w:numPr>
-          <w:ilvl w:val="0"/>
-          <w:numId w:val="7"/>
-        </w:numPr>
-        <w:rPr>
-          <w:rFonts w:ascii="標楷體" w:eastAsia="標楷體" w:hAnsi="標楷體"/>
-        </w:rPr>
-      </w:pPr>
-      <w:r>
-        <w:rPr>
-          <w:rFonts w:ascii="標楷體" w:eastAsia="標楷體" w:hAnsi="標楷體"/>
-        </w:rPr>
-        <w:t>消費者議價能力</w:t>
-      </w:r>
-      <w:r>
-        <w:rPr>
-          <w:rFonts w:ascii="標楷體" w:eastAsia="標楷體" w:hAnsi="標楷體" w:hint="eastAsia"/>
-        </w:rPr>
-        <w:t>：</w:t>
-      </w:r>
-    </w:p>
-    <w:p>
-      <w:pPr>
-        <w:rPr>
-          <w:rFonts w:ascii="標楷體" w:eastAsia="標楷體" w:hAnsi="標楷體"/>
-        </w:rPr>
-      </w:pPr>
     </w:p>
     <w:p>
       <w:pPr>
@@ -3383,16 +2248,8 @@
         <w:rPr>
           <w:rFonts w:ascii="標楷體" w:eastAsia="標楷體" w:hAnsi="標楷體"/>
         </w:rPr>
-        <w:t>婚姻狀況：已婚，第一</w:t>
-      </w:r>
-      <w:proofErr w:type="gramStart"/>
-      <w:r>
-        <w:rPr>
-          <w:rFonts w:ascii="標楷體" w:eastAsia="標楷體" w:hAnsi="標楷體"/>
-        </w:rPr>
-        <w:t>胎</w:t>
-      </w:r>
-      <w:proofErr w:type="gramEnd"/>
+        <w:t>婚姻狀況：已婚，第一胎</w:t>
+      </w:r>
     </w:p>
     <w:p>
       <w:pPr>
@@ -3416,16 +2273,8 @@
         <w:rPr>
           <w:rFonts w:ascii="標楷體" w:eastAsia="標楷體" w:hAnsi="標楷體"/>
         </w:rPr>
-        <w:t xml:space="preserve"> </w:t>
-      </w:r>
-      <w:proofErr w:type="gramStart"/>
-      <w:r>
-        <w:rPr>
-          <w:rFonts w:ascii="標楷體" w:eastAsia="標楷體" w:hAnsi="標楷體"/>
-        </w:rPr>
-        <w:t>週</w:t>
-      </w:r>
-      <w:proofErr w:type="gramEnd"/>
+        <w:t xml:space="preserve"> 週</w:t>
+      </w:r>
     </w:p>
     <w:p>
       <w:pPr>
@@ -3685,21 +2534,7 @@
         <w:rPr>
           <w:rFonts w:ascii="標楷體" w:eastAsia="標楷體" w:hAnsi="標楷體" w:hint="eastAsia"/>
         </w:rPr>
-        <w:t>有著從不同專業醫療建議到未經證實的偏方，使雅</w:t>
-      </w:r>
-      <w:proofErr w:type="gramStart"/>
-      <w:r>
-        <w:rPr>
-          <w:rFonts w:ascii="標楷體" w:eastAsia="標楷體" w:hAnsi="標楷體" w:hint="eastAsia"/>
-        </w:rPr>
-        <w:t>婷</w:t>
-      </w:r>
-      <w:proofErr w:type="gramEnd"/>
-      <w:r>
-        <w:rPr>
-          <w:rFonts w:ascii="標楷體" w:eastAsia="標楷體" w:hAnsi="標楷體" w:hint="eastAsia"/>
-        </w:rPr>
-        <w:t>難以判斷其正確信。原是想尋求幫助卻反而增加心理負擔。</w:t>
+        <w:t>有著從不同專業醫療建議到未經證實的偏方，使雅婷難以判斷其正確信。原是想尋求幫助卻反而增加心理負擔。</w:t>
       </w:r>
       <w:r>
         <w:rPr>
@@ -3741,16 +2576,8 @@
         <w:rPr>
           <w:rFonts w:ascii="標楷體" w:eastAsia="標楷體" w:hAnsi="標楷體" w:hint="eastAsia"/>
         </w:rPr>
-        <w:t>專業建議</w:t>
-      </w:r>
-      <w:proofErr w:type="gramStart"/>
-      <w:r>
-        <w:rPr>
-          <w:rFonts w:ascii="標楷體" w:eastAsia="標楷體" w:hAnsi="標楷體" w:hint="eastAsia"/>
-        </w:rPr>
-        <w:t>與庭醒</w:t>
-      </w:r>
-      <w:proofErr w:type="gramEnd"/>
+        <w:t>專業建議與庭醒</w:t>
+      </w:r>
       <w:r>
         <w:rPr>
           <w:rFonts w:ascii="標楷體" w:eastAsia="標楷體" w:hAnsi="標楷體"/>
@@ -3956,14 +2783,12 @@
               </w:rPr>
               <w:t>式平台，包含</w:t>
             </w:r>
-            <w:proofErr w:type="gramStart"/>
             <w:r>
               <w:rPr>
                 <w:rFonts w:ascii="標楷體" w:eastAsia="標楷體" w:hAnsi="標楷體" w:hint="eastAsia"/>
               </w:rPr>
               <w:t>孕期間及嬰幼兒</w:t>
             </w:r>
-            <w:proofErr w:type="gramEnd"/>
             <w:r>
               <w:rPr>
                 <w:rFonts w:ascii="標楷體" w:eastAsia="標楷體" w:hAnsi="標楷體" w:hint="eastAsia"/>
@@ -4136,21 +2961,7 @@
               <w:rPr>
                 <w:rFonts w:ascii="標楷體" w:eastAsia="標楷體" w:hAnsi="標楷體" w:hint="eastAsia"/>
               </w:rPr>
-              <w:t>懷孕過程到嬰幼兒</w:t>
-            </w:r>
-            <w:proofErr w:type="gramStart"/>
-            <w:r>
-              <w:rPr>
-                <w:rFonts w:ascii="標楷體" w:eastAsia="標楷體" w:hAnsi="標楷體" w:hint="eastAsia"/>
-              </w:rPr>
-              <w:t>期間，</w:t>
-            </w:r>
-            <w:proofErr w:type="gramEnd"/>
-            <w:r>
-              <w:rPr>
-                <w:rFonts w:ascii="標楷體" w:eastAsia="標楷體" w:hAnsi="標楷體" w:hint="eastAsia"/>
-              </w:rPr>
-              <w:t>有固定的時程，因此</w:t>
+              <w:t>懷孕過程到嬰幼兒期間，有固定的時程，因此</w:t>
             </w:r>
             <w:r>
               <w:rPr>
@@ -4162,16 +2973,8 @@
               <w:rPr>
                 <w:rFonts w:ascii="標楷體" w:eastAsia="標楷體" w:hAnsi="標楷體" w:hint="eastAsia"/>
               </w:rPr>
-              <w:t>使用者</w:t>
+              <w:t>使用者黏</w:t>
             </w:r>
-            <w:proofErr w:type="gramStart"/>
-            <w:r>
-              <w:rPr>
-                <w:rFonts w:ascii="標楷體" w:eastAsia="標楷體" w:hAnsi="標楷體" w:hint="eastAsia"/>
-              </w:rPr>
-              <w:t>黏</w:t>
-            </w:r>
-            <w:proofErr w:type="gramEnd"/>
             <w:r>
               <w:rPr>
                 <w:rFonts w:ascii="標楷體" w:eastAsia="標楷體" w:hAnsi="標楷體" w:hint="eastAsia"/>
@@ -4201,21 +3004,7 @@
               <w:rPr>
                 <w:rFonts w:ascii="標楷體" w:eastAsia="標楷體" w:hAnsi="標楷體" w:hint="eastAsia"/>
               </w:rPr>
-              <w:t>現今社會結構正處於</w:t>
-            </w:r>
-            <w:proofErr w:type="gramStart"/>
-            <w:r>
-              <w:rPr>
-                <w:rFonts w:ascii="標楷體" w:eastAsia="標楷體" w:hAnsi="標楷體" w:hint="eastAsia"/>
-              </w:rPr>
-              <w:t>構少子</w:t>
-            </w:r>
-            <w:proofErr w:type="gramEnd"/>
-            <w:r>
-              <w:rPr>
-                <w:rFonts w:ascii="標楷體" w:eastAsia="標楷體" w:hAnsi="標楷體" w:hint="eastAsia"/>
-              </w:rPr>
-              <w:t>化的情形</w:t>
+              <w:t>現今社會結構正處於構少子化的情形</w:t>
             </w:r>
           </w:p>
           <w:p>
@@ -4383,16 +3172,8 @@
         <w:rPr>
           <w:rFonts w:ascii="標楷體" w:eastAsia="標楷體" w:hAnsi="標楷體"/>
         </w:rPr>
-        <w:t>基本資料紀錄</w:t>
-      </w:r>
-      <w:proofErr w:type="gramStart"/>
-      <w:r>
-        <w:rPr>
-          <w:rFonts w:ascii="標楷體" w:eastAsia="標楷體" w:hAnsi="標楷體"/>
-        </w:rPr>
-        <w:t>）</w:t>
-      </w:r>
-      <w:proofErr w:type="gramEnd"/>
+        <w:t>基本資料紀錄）</w:t>
+      </w:r>
       <w:r>
         <w:rPr>
           <w:rFonts w:ascii="標楷體" w:eastAsia="標楷體" w:hAnsi="標楷體" w:hint="eastAsia"/>
@@ -4403,21 +3184,7 @@
         <w:rPr>
           <w:rFonts w:ascii="標楷體" w:eastAsia="標楷體" w:hAnsi="標楷體"/>
         </w:rPr>
-        <w:t>進階功能</w:t>
-      </w:r>
-      <w:proofErr w:type="gramStart"/>
-      <w:r>
-        <w:rPr>
-          <w:rFonts w:ascii="標楷體" w:eastAsia="標楷體" w:hAnsi="標楷體"/>
-        </w:rPr>
-        <w:t>採</w:t>
-      </w:r>
-      <w:proofErr w:type="gramEnd"/>
-      <w:r>
-        <w:rPr>
-          <w:rFonts w:ascii="標楷體" w:eastAsia="標楷體" w:hAnsi="標楷體"/>
-        </w:rPr>
-        <w:t>訂閱制（</w:t>
+        <w:t>進階功能採訂閱制（</w:t>
       </w:r>
       <w:r>
         <w:rPr>
@@ -4481,21 +3248,7 @@
         <w:rPr>
           <w:rFonts w:ascii="標楷體" w:eastAsia="標楷體" w:hAnsi="標楷體" w:hint="eastAsia"/>
         </w:rPr>
-        <w:t>)，提升服務精</w:t>
-      </w:r>
-      <w:proofErr w:type="gramStart"/>
-      <w:r>
-        <w:rPr>
-          <w:rFonts w:ascii="標楷體" w:eastAsia="標楷體" w:hAnsi="標楷體" w:hint="eastAsia"/>
-        </w:rPr>
-        <w:t>準</w:t>
-      </w:r>
-      <w:proofErr w:type="gramEnd"/>
-      <w:r>
-        <w:rPr>
-          <w:rFonts w:ascii="標楷體" w:eastAsia="標楷體" w:hAnsi="標楷體" w:hint="eastAsia"/>
-        </w:rPr>
-        <w:t>度。</w:t>
+        <w:t>)，提升服務精準度。</w:t>
       </w:r>
     </w:p>
     <w:p>
@@ -4539,21 +3292,7 @@
         <w:rPr>
           <w:rFonts w:ascii="標楷體" w:eastAsia="標楷體" w:hAnsi="標楷體" w:hint="eastAsia"/>
         </w:rPr>
-        <w:t>平台主要入口，無須額外下載應用程式，減少開發成本；利用既有的</w:t>
-      </w:r>
-      <w:proofErr w:type="gramStart"/>
-      <w:r>
-        <w:rPr>
-          <w:rFonts w:ascii="標楷體" w:eastAsia="標楷體" w:hAnsi="標楷體" w:hint="eastAsia"/>
-        </w:rPr>
-        <w:t>流量平排</w:t>
-      </w:r>
-      <w:proofErr w:type="gramEnd"/>
-      <w:r>
-        <w:rPr>
-          <w:rFonts w:ascii="標楷體" w:eastAsia="標楷體" w:hAnsi="標楷體" w:hint="eastAsia"/>
-        </w:rPr>
-        <w:t>，降低行銷推廣成本。</w:t>
+        <w:t>平台主要入口，無須額外下載應用程式，減少開發成本；利用既有的流量平排，降低行銷推廣成本。</w:t>
       </w:r>
     </w:p>
     <w:p>
@@ -4658,21 +3397,7 @@
         <w:rPr>
           <w:rFonts w:ascii="標楷體" w:eastAsia="標楷體" w:hAnsi="標楷體" w:hint="eastAsia"/>
         </w:rPr>
-        <w:t>學習成本與使用門檻，並且提供</w:t>
-      </w:r>
-      <w:proofErr w:type="gramStart"/>
-      <w:r>
-        <w:rPr>
-          <w:rFonts w:ascii="標楷體" w:eastAsia="標楷體" w:hAnsi="標楷體" w:hint="eastAsia"/>
-        </w:rPr>
-        <w:t>直覺式的操作</w:t>
-      </w:r>
-      <w:proofErr w:type="gramEnd"/>
-      <w:r>
-        <w:rPr>
-          <w:rFonts w:ascii="標楷體" w:eastAsia="標楷體" w:hAnsi="標楷體" w:hint="eastAsia"/>
-        </w:rPr>
-        <w:t>流程</w:t>
+        <w:t>學習成本與使用門檻，並且提供直覺式的操作流程</w:t>
       </w:r>
     </w:p>
     <w:p>
